--- a/tests/documents/sample_resume.docx
+++ b/tests/documents/sample_resume.docx
@@ -12,7 +12,13 @@
         <w:rPr>
           <w:lang w:val="en-US"/>
         </w:rPr>
-        <w:t>This is my sample resume.</w:t>
+        <w:t>This is my sample resume. This is my sample resume. This is my sample resume. This is my sample resume. This is my sample resume. This is my sample resume. This is my sample resume. This is my sample resume. This is my sample resume. This is my sample resume. This is my sample resume. This is my sample resume. This is my sample resume. This is my sample resume. This is my sample resume.</w:t>
+      </w:r>
+      <w:r>
+        <w:rPr>
+          <w:lang w:val="en-US"/>
+        </w:rPr>
+        <w:t xml:space="preserve"> This is my sample resume. This is my sample resume. This is my sample resume. This is my sample resume. This is my sample resume.</w:t>
       </w:r>
     </w:p>
     <w:sectPr>
